--- a/MAU BB TO TUNG/KHỎI TỐ/239. Biên bản giao, nhận QĐ khoi to bi can.docx
+++ b/MAU BB TO TUNG/KHỎI TỐ/239. Biên bản giao, nhận QĐ khoi to bi can.docx
@@ -992,6 +992,7 @@
           <w:tab w:val="right" w:pos="9356"/>
         </w:tabs>
         <w:spacing w:before="120" w:after="120" w:line="240" w:lineRule="auto"/>
+        <w:jc w:val="both"/>
         <w:rPr>
           <w:rFonts w:eastAsia="Times New Roman"/>
           <w:color w:val="000000"/>
@@ -1069,6 +1070,7 @@
           <w:tab w:val="left" w:pos="1000"/>
         </w:tabs>
         <w:spacing w:before="120" w:after="120" w:line="240" w:lineRule="auto"/>
+        <w:jc w:val="both"/>
       </w:pPr>
       <w:r>
         <w:t>Sinh {doituong1_ngay_sinh}</w:t>
@@ -1086,6 +1088,7 @@
           <w:tab w:val="left" w:pos="1000"/>
         </w:tabs>
         <w:spacing w:before="120" w:after="120" w:line="240" w:lineRule="auto"/>
+        <w:jc w:val="both"/>
       </w:pPr>
       <w:r>
         <w:t>Quốc tịch: {doituong1_quoc_tich}</w:t>
@@ -1106,6 +1109,7 @@
     <w:p>
       <w:pPr>
         <w:spacing w:before="120" w:after="120" w:line="240" w:lineRule="auto"/>
+        <w:jc w:val="both"/>
       </w:pPr>
       <w:r>
         <w:rPr>
@@ -1132,6 +1136,7 @@
     <w:p>
       <w:pPr>
         <w:spacing w:before="120" w:after="120" w:line="240" w:lineRule="auto"/>
+        <w:jc w:val="both"/>
       </w:pPr>
       <w:r>
         <w:rPr>
@@ -1149,6 +1154,7 @@
     <w:p>
       <w:pPr>
         <w:spacing w:before="120" w:after="120" w:line="240" w:lineRule="auto"/>
+        <w:jc w:val="both"/>
       </w:pPr>
       <w:r>
         <w:rPr>
